--- a/docs/academic/C1SE.70_ProposalDocument_DBCAS_ver1.1.docx
+++ b/docs/academic/C1SE.70_ProposalDocument_DBCAS_ver1.1.docx
@@ -3021,7 +3021,7 @@
                 <w:rFonts w:eastAsia="Times New Roman"/>
                 <w:szCs w:val="26"/>
               </w:rPr>
-              <w:t>05/09/2026</w:t>
+              <w:t>18/09/2026</w:t>
             </w:r>
           </w:p>
         </w:tc>
@@ -3048,7 +3048,7 @@
               <w:rPr>
                 <w:szCs w:val="26"/>
               </w:rPr>
-              <w:t>Init</w:t>
+              <w:t>Initial release</w:t>
             </w:r>
           </w:p>
         </w:tc>
@@ -3077,14 +3077,7 @@
                 <w:rFonts w:eastAsia="Times New Roman"/>
                 <w:szCs w:val="26"/>
               </w:rPr>
-              <w:t>All member</w:t>
-            </w:r>
-            <w:r>
-              <w:rPr>
-                <w:rFonts w:eastAsia="Times New Roman"/>
-                <w:szCs w:val="26"/>
-              </w:rPr>
-              <w:t>s</w:t>
+              <w:t>C1SE.70 Team</w:t>
             </w:r>
           </w:p>
         </w:tc>
@@ -3117,7 +3110,7 @@
                 <w:rFonts w:eastAsia="Times New Roman"/>
                 <w:szCs w:val="26"/>
               </w:rPr>
-              <w:t>1.1 (historical)</w:t>
+              <w:t>1.1</w:t>
             </w:r>
           </w:p>
         </w:tc>
@@ -3145,7 +3138,7 @@
                 <w:rFonts w:eastAsia="Times New Roman"/>
                 <w:szCs w:val="26"/>
               </w:rPr>
-              <w:t>10/09/2026</w:t>
+              <w:t>30/10/2026</w:t>
             </w:r>
           </w:p>
         </w:tc>
@@ -3199,475 +3192,12 @@
                 <w:rFonts w:eastAsia="Times New Roman"/>
                 <w:szCs w:val="26"/>
               </w:rPr>
-              <w:t>All members</w:t>
-            </w:r>
-          </w:p>
-        </w:tc>
-      </w:tr>
-      <w:tr>
-        <w:trPr>
-          <w:cantSplit/>
-          <w:jc w:val="center"/>
-        </w:trPr>
-        <w:tc>
-          <w:tcPr>
-            <w:tcW w:w="1531" w:type="dxa"/>
-            <w:tcBorders>
-              <w:top w:val="single" w:sz="8" w:space="0" w:color="auto"/>
-              <w:left w:val="single" w:sz="8" w:space="0" w:color="auto"/>
-              <w:bottom w:val="single" w:sz="8" w:space="0" w:color="auto"/>
-              <w:right w:val="single" w:sz="8" w:space="0" w:color="auto"/>
-            </w:tcBorders>
-          </w:tcPr>
-          <w:p>
-            <w:pPr>
-              <w:spacing w:after="0" w:line="240" w:lineRule="auto"/>
-              <w:jc w:val="center"/>
-              <w:rPr>
-                <w:szCs w:val="26"/>
-              </w:rPr>
-            </w:pPr>
-            <w:r>
-              <w:rPr>
-                <w:rFonts w:eastAsia="Times New Roman"/>
-                <w:szCs w:val="26"/>
-              </w:rPr>
-              <w:t>1.2</w:t>
-            </w:r>
-          </w:p>
-        </w:tc>
-        <w:tc>
-          <w:tcPr>
-            <w:tcW w:w="1701" w:type="dxa"/>
-            <w:tcBorders>
-              <w:top w:val="single" w:sz="8" w:space="0" w:color="auto"/>
-              <w:left w:val="single" w:sz="8" w:space="0" w:color="auto"/>
-              <w:bottom w:val="single" w:sz="8" w:space="0" w:color="auto"/>
-              <w:right w:val="single" w:sz="8" w:space="0" w:color="auto"/>
-            </w:tcBorders>
-          </w:tcPr>
-          <w:p>
-            <w:pPr>
-              <w:spacing w:after="0" w:line="240" w:lineRule="auto"/>
-              <w:jc w:val="center"/>
-              <w:rPr>
-                <w:bCs/>
-                <w:szCs w:val="26"/>
-              </w:rPr>
-            </w:pPr>
-            <w:r>
-              <w:rPr>
-                <w:rFonts w:eastAsia="Times New Roman"/>
-                <w:szCs w:val="26"/>
-              </w:rPr>
-              <w:t>19/09/2026</w:t>
-            </w:r>
-          </w:p>
-        </w:tc>
-        <w:tc>
-          <w:tcPr>
-            <w:tcW w:w="4422" w:type="dxa"/>
-            <w:tcBorders>
-              <w:top w:val="single" w:sz="8" w:space="0" w:color="auto"/>
-              <w:left w:val="single" w:sz="8" w:space="0" w:color="auto"/>
-              <w:bottom w:val="single" w:sz="8" w:space="0" w:color="auto"/>
-              <w:right w:val="single" w:sz="8" w:space="0" w:color="auto"/>
-            </w:tcBorders>
-            <w:vAlign w:val="center"/>
-          </w:tcPr>
-          <w:p>
-            <w:pPr>
-              <w:spacing w:after="0" w:line="240" w:lineRule="auto"/>
-              <w:rPr>
-                <w:szCs w:val="26"/>
-              </w:rPr>
-            </w:pPr>
-            <w:r>
-              <w:rPr>
-                <w:szCs w:val="26"/>
-              </w:rPr>
-              <w:t>Update</w:t>
-            </w:r>
-          </w:p>
-        </w:tc>
-        <w:tc>
-          <w:tcPr>
-            <w:tcW w:w="1701" w:type="dxa"/>
-            <w:tcBorders>
-              <w:top w:val="single" w:sz="8" w:space="0" w:color="auto"/>
-              <w:left w:val="single" w:sz="8" w:space="0" w:color="auto"/>
-              <w:bottom w:val="single" w:sz="8" w:space="0" w:color="auto"/>
-              <w:right w:val="single" w:sz="8" w:space="0" w:color="auto"/>
-            </w:tcBorders>
-            <w:vAlign w:val="center"/>
-          </w:tcPr>
-          <w:p>
-            <w:pPr>
-              <w:spacing w:after="0" w:line="240" w:lineRule="auto"/>
-              <w:jc w:val="center"/>
-              <w:rPr>
-                <w:szCs w:val="26"/>
-              </w:rPr>
-            </w:pPr>
-            <w:r>
-              <w:rPr>
-                <w:rFonts w:eastAsia="Times New Roman"/>
-                <w:szCs w:val="26"/>
-              </w:rPr>
-              <w:t>All members</w:t>
-            </w:r>
-          </w:p>
-        </w:tc>
-      </w:tr>
-      <w:tr>
-        <w:trPr>
-          <w:cantSplit/>
-          <w:jc w:val="center"/>
-        </w:trPr>
-        <w:tc>
-          <w:tcPr>
-            <w:tcW w:w="1531" w:type="dxa"/>
-            <w:tcBorders>
-              <w:top w:val="single" w:sz="8" w:space="0" w:color="auto"/>
-              <w:left w:val="single" w:sz="8" w:space="0" w:color="auto"/>
-              <w:bottom w:val="single" w:sz="8" w:space="0" w:color="auto"/>
-              <w:right w:val="single" w:sz="8" w:space="0" w:color="auto"/>
-            </w:tcBorders>
-          </w:tcPr>
-          <w:p>
-            <w:pPr>
-              <w:spacing w:after="0" w:line="240" w:lineRule="auto"/>
-              <w:jc w:val="center"/>
-              <w:rPr>
-                <w:szCs w:val="26"/>
-              </w:rPr>
-            </w:pPr>
-            <w:r>
-              <w:rPr>
-                <w:rFonts w:eastAsia="Times New Roman"/>
-                <w:szCs w:val="26"/>
-              </w:rPr>
-              <w:t>1.3</w:t>
-            </w:r>
-          </w:p>
-        </w:tc>
-        <w:tc>
-          <w:tcPr>
-            <w:tcW w:w="1701" w:type="dxa"/>
-            <w:tcBorders>
-              <w:top w:val="single" w:sz="8" w:space="0" w:color="auto"/>
-              <w:left w:val="single" w:sz="8" w:space="0" w:color="auto"/>
-              <w:bottom w:val="single" w:sz="8" w:space="0" w:color="auto"/>
-              <w:right w:val="single" w:sz="8" w:space="0" w:color="auto"/>
-            </w:tcBorders>
-          </w:tcPr>
-          <w:p>
-            <w:pPr>
-              <w:spacing w:after="0" w:line="240" w:lineRule="auto"/>
-              <w:jc w:val="center"/>
-              <w:rPr>
-                <w:bCs/>
-                <w:szCs w:val="26"/>
-              </w:rPr>
-            </w:pPr>
-            <w:r>
-              <w:rPr>
-                <w:rFonts w:eastAsia="Times New Roman"/>
-                <w:szCs w:val="26"/>
-              </w:rPr>
-              <w:t>26/09/2026</w:t>
-            </w:r>
-          </w:p>
-        </w:tc>
-        <w:tc>
-          <w:tcPr>
-            <w:tcW w:w="4422" w:type="dxa"/>
-            <w:tcBorders>
-              <w:top w:val="single" w:sz="8" w:space="0" w:color="auto"/>
-              <w:left w:val="single" w:sz="8" w:space="0" w:color="auto"/>
-              <w:bottom w:val="single" w:sz="8" w:space="0" w:color="auto"/>
-              <w:right w:val="single" w:sz="8" w:space="0" w:color="auto"/>
-            </w:tcBorders>
-            <w:vAlign w:val="center"/>
-          </w:tcPr>
-          <w:p>
-            <w:pPr>
-              <w:spacing w:after="0" w:line="240" w:lineRule="auto"/>
-              <w:rPr>
-                <w:szCs w:val="26"/>
-              </w:rPr>
-            </w:pPr>
-            <w:r>
-              <w:rPr>
-                <w:szCs w:val="26"/>
-              </w:rPr>
-              <w:t>Update</w:t>
-            </w:r>
-          </w:p>
-        </w:tc>
-        <w:tc>
-          <w:tcPr>
-            <w:tcW w:w="1701" w:type="dxa"/>
-            <w:tcBorders>
-              <w:top w:val="single" w:sz="8" w:space="0" w:color="auto"/>
-              <w:left w:val="single" w:sz="8" w:space="0" w:color="auto"/>
-              <w:bottom w:val="single" w:sz="8" w:space="0" w:color="auto"/>
-              <w:right w:val="single" w:sz="8" w:space="0" w:color="auto"/>
-            </w:tcBorders>
-            <w:vAlign w:val="center"/>
-          </w:tcPr>
-          <w:p>
-            <w:pPr>
-              <w:spacing w:after="0" w:line="240" w:lineRule="auto"/>
-              <w:jc w:val="center"/>
-              <w:rPr>
-                <w:szCs w:val="26"/>
-              </w:rPr>
-            </w:pPr>
-            <w:r>
-              <w:rPr>
-                <w:rFonts w:eastAsia="Times New Roman"/>
-                <w:szCs w:val="26"/>
-              </w:rPr>
-              <w:t>All members</w:t>
-            </w:r>
-          </w:p>
-        </w:tc>
-      </w:tr>
-      <w:tr>
-        <w:trPr>
-          <w:cantSplit/>
-          <w:jc w:val="center"/>
-        </w:trPr>
-        <w:tc>
-          <w:tcPr>
-            <w:tcW w:w="1531" w:type="dxa"/>
-          </w:tcPr>
-          <w:p>
-            <w:pPr>
-              <w:jc w:val="center"/>
-            </w:pPr>
-            <w:r>
-              <w:t>1.4</w:t>
-            </w:r>
-          </w:p>
-        </w:tc>
-        <w:tc>
-          <w:tcPr>
-            <w:tcW w:w="1701" w:type="dxa"/>
-          </w:tcPr>
-          <w:p>
-            <w:pPr>
-              <w:jc w:val="center"/>
-            </w:pPr>
-            <w:r>
-              <w:t>02/10/2026</w:t>
-            </w:r>
-          </w:p>
-        </w:tc>
-        <w:tc>
-          <w:tcPr>
-            <w:tcW w:w="4422" w:type="dxa"/>
-          </w:tcPr>
-          <w:p>
-            <w:r>
-              <w:t>Update</w:t>
-            </w:r>
-          </w:p>
-        </w:tc>
-        <w:tc>
-          <w:tcPr>
-            <w:tcW w:w="1701" w:type="dxa"/>
-          </w:tcPr>
-          <w:p>
-            <w:pPr>
-              <w:jc w:val="center"/>
-            </w:pPr>
-            <w:r>
-              <w:t>All members</w:t>
-            </w:r>
-          </w:p>
-        </w:tc>
-      </w:tr>
-      <w:tr>
-        <w:trPr>
-          <w:cantSplit/>
-          <w:jc w:val="center"/>
-        </w:trPr>
-        <w:tc>
-          <w:tcPr>
-            <w:tcW w:w="1531" w:type="dxa"/>
-          </w:tcPr>
-          <w:p>
-            <w:pPr>
-              <w:jc w:val="center"/>
-            </w:pPr>
-            <w:r>
-              <w:t>1.5</w:t>
-            </w:r>
-          </w:p>
-        </w:tc>
-        <w:tc>
-          <w:tcPr>
-            <w:tcW w:w="1701" w:type="dxa"/>
-          </w:tcPr>
-          <w:p>
-            <w:pPr>
-              <w:jc w:val="center"/>
-            </w:pPr>
-            <w:r>
-              <w:t>22/10/2026</w:t>
-            </w:r>
-          </w:p>
-        </w:tc>
-        <w:tc>
-          <w:tcPr>
-            <w:tcW w:w="4422" w:type="dxa"/>
-          </w:tcPr>
-          <w:p>
-            <w:r>
-              <w:t>Align with implemented behavior: read-only SQL, personalized frozen question plans, formal and practice sessions, human-verified result release, OAuth and role management, cumulative competency, bilingual interface preferences, and updated stack versions.</w:t>
-            </w:r>
-          </w:p>
-        </w:tc>
-        <w:tc>
-          <w:tcPr>
-            <w:tcW w:w="1701" w:type="dxa"/>
-          </w:tcPr>
-          <w:p>
-            <w:pPr>
-              <w:jc w:val="center"/>
-            </w:pPr>
-            <w:r>
-              <w:t>All members</w:t>
-            </w:r>
-          </w:p>
-        </w:tc>
-      </w:tr>
-      <w:tr>
-        <w:trPr>
-          <w:cantSplit/>
-          <w:jc w:val="center"/>
-        </w:trPr>
-        <w:tc>
-          <w:tcPr>
-            <w:tcW w:w="1531" w:type="dxa"/>
-          </w:tcPr>
-          <w:p>
-            <w:pPr>
-              <w:jc w:val="center"/>
-            </w:pPr>
-            <w:r>
-              <w:lastRenderedPageBreak/>
-              <w:t>1.6</w:t>
-            </w:r>
-          </w:p>
-        </w:tc>
-        <w:tc>
-          <w:tcPr>
-            <w:tcW w:w="1701" w:type="dxa"/>
-          </w:tcPr>
-          <w:p>
-            <w:pPr>
-              <w:jc w:val="center"/>
-            </w:pPr>
-            <w:r>
-              <w:t>29/10/2026</w:t>
-            </w:r>
-          </w:p>
-        </w:tc>
-        <w:tc>
-          <w:tcPr>
-            <w:tcW w:w="4422" w:type="dxa"/>
-          </w:tcPr>
-          <w:p>
-            <w:r>
-              <w:t>Formal delivery documented as adaptive inside the allowed band, practice plans frozen at start, explicit shortage stop, opt-in AI generation, learner-only assessment routes.</w:t>
-            </w:r>
-          </w:p>
-        </w:tc>
-        <w:tc>
-          <w:tcPr>
-            <w:tcW w:w="1701" w:type="dxa"/>
-          </w:tcPr>
-          <w:p>
-            <w:pPr>
-              <w:jc w:val="center"/>
-            </w:pPr>
-            <w:r>
-              <w:t>All members</w:t>
-            </w:r>
-          </w:p>
-        </w:tc>
-      </w:tr>
-      <w:tr>
-        <w:trPr>
-          <w:cantSplit/>
-          <w:jc w:val="center"/>
-        </w:trPr>
-        <w:tc>
-          <w:tcPr>
-            <w:tcW w:w="1531" w:type="dxa"/>
-          </w:tcPr>
-          <w:p>
-            <w:pPr>
-              <w:jc w:val="center"/>
-            </w:pPr>
-            <w:r>
-              <w:t>1.1</w:t>
-            </w:r>
-          </w:p>
-        </w:tc>
-        <w:tc>
-          <w:tcPr>
-            <w:tcW w:w="1701" w:type="dxa"/>
-          </w:tcPr>
-          <w:p>
-            <w:pPr>
-              <w:jc w:val="center"/>
-            </w:pPr>
-            <w:r>
-              <w:t>30/10/2026</w:t>
-            </w:r>
-          </w:p>
-        </w:tc>
-        <w:tc>
-          <w:tcPr>
-            <w:tcW w:w="4422" w:type="dxa"/>
-          </w:tcPr>
-          <w:p>
-            <w:r>
-              <w:t>Unified published baseline: implementation-aligned content, adaptive formal delivery, BANK/AI source modes, 36-table schema, password recovery, role separation and release/privacy guarantees.</w:t>
-            </w:r>
-          </w:p>
-        </w:tc>
-        <w:tc>
-          <w:tcPr>
-            <w:tcW w:w="1701" w:type="dxa"/>
-          </w:tcPr>
-          <w:p>
-            <w:pPr>
-              <w:jc w:val="center"/>
-            </w:pPr>
-            <w:r>
-              <w:t>All members</w:t>
+              <w:t>C1SE.70 Team</w:t>
             </w:r>
           </w:p>
         </w:tc>
       </w:tr>
     </w:tbl>
-    <w:p>
-      <w:pPr>
-        <w:spacing w:before="80"/>
-      </w:pPr>
-      <w:r>
-        <w:rPr>
-          <w:i/>
-          <w:sz w:val="18"/>
-        </w:rPr>
-        <w:t>Versioning note: this table preserves the document's real working history. Revisions 1.2–1.6 were successive working drafts prepared after the original 1.1. For publication, the Proposal, User Story, System Architecture and Database Design are released together as the single v1.1 baseline; the original 1.1 row is retained as historical, and the new 1.1 row records this unified publication. No historical date, author or approval has been changed.</w:t>
-      </w:r>
-    </w:p>
     <w:p>
       <w:pPr>
         <w:rPr>
